--- a/src/statrep/render/reference/academic-apa7.docx
+++ b/src/statrep/render/reference/academic-apa7.docx
@@ -544,7 +544,7 @@
     <w:qFormat/>
     <w:rsid w:val="00A10FD9"/>
     <w:pPr>
-      <w:spacing w:after="80" w:line="240" w:lineRule="auto"/>
+      <w:spacing w:after="360" w:line="240" w:lineRule="auto" w:before="1440"/>
       <w:contextualSpacing/>
       <w:jc w:val="center"/>
     </w:pPr>
@@ -552,7 +552,7 @@
       <w:rFonts w:asciiTheme="majorHAnsi" w:eastAsiaTheme="majorEastAsia" w:hAnsiTheme="majorHAnsi" w:cstheme="majorBidi" w:ascii="Liberation Serif" w:hAnsi="Liberation Serif" w:cs="Liberation Serif" w:eastAsia="Liberation Serif"/>
       <w:b/>
       <w:i w:val="0"/>
-      <w:sz w:val="32"/>
+      <w:sz w:val="36"/>
       <w:szCs w:val="56"/>
     </w:rPr>
   </w:style>
@@ -580,11 +580,15 @@
       <w:numPr>
         <w:ilvl w:val="1"/>
       </w:numPr>
-    </w:pPr>
-    <w:rPr>
-      <w:rFonts w:eastAsiaTheme="majorEastAsia" w:cstheme="majorBidi"/>
+      <w:spacing w:after="480"/>
+      <w:jc w:val="center"/>
+    </w:pPr>
+    <w:rPr>
+      <w:rFonts w:eastAsiaTheme="majorEastAsia" w:cstheme="majorBidi" w:ascii="Liberation Serif" w:hAnsi="Liberation Serif" w:cs="Liberation Serif" w:eastAsia="Liberation Serif"/>
+      <w:b w:val="0"/>
+      <w:i/>
       <w:spacing w:val="15"/>
-      <w:sz w:val="28"/>
+      <w:sz w:val="26"/>
       <w:szCs w:val="28"/>
     </w:rPr>
   </w:style>
@@ -610,8 +614,13 @@
     <w:pPr>
       <w:keepNext/>
       <w:keepLines/>
-    </w:pPr>
-    <w:rPr>
+      <w:spacing w:after="240"/>
+      <w:jc w:val="center"/>
+    </w:pPr>
+    <w:rPr>
+      <w:rFonts w:ascii="Liberation Serif" w:hAnsi="Liberation Serif" w:cs="Liberation Serif" w:eastAsia="Liberation Serif"/>
+      <w:b/>
+      <w:i w:val="0"/>
       <w:sz w:val="24"/>
       <w:szCs w:val="24"/>
     </w:rPr>
@@ -624,9 +633,14 @@
     <w:pPr>
       <w:keepNext/>
       <w:keepLines/>
-    </w:pPr>
-    <w:rPr>
-      <w:sz w:val="24"/>
+      <w:spacing w:after="720"/>
+      <w:jc w:val="center"/>
+    </w:pPr>
+    <w:rPr>
+      <w:rFonts w:ascii="Liberation Serif" w:hAnsi="Liberation Serif" w:cs="Liberation Serif" w:eastAsia="Liberation Serif"/>
+      <w:b w:val="0"/>
+      <w:i w:val="0"/>
+      <w:sz w:val="22"/>
       <w:szCs w:val="24"/>
     </w:rPr>
   </w:style>
@@ -681,7 +695,7 @@
     <w:pPr>
       <w:keepNext/>
       <w:keepLines/>
-      <w:spacing w:before="360" w:after="80"/>
+      <w:spacing w:before="360" w:after="240"/>
       <w:jc w:val="center"/>
       <w:outlineLvl w:val="0"/>
     </w:pPr>
@@ -707,7 +721,7 @@
     <w:pPr>
       <w:keepNext/>
       <w:keepLines/>
-      <w:spacing w:before="160" w:after="80"/>
+      <w:spacing w:before="240" w:after="120"/>
       <w:jc w:val="left"/>
       <w:outlineLvl w:val="1"/>
     </w:pPr>
@@ -733,7 +747,7 @@
     <w:pPr>
       <w:keepNext/>
       <w:keepLines/>
-      <w:spacing w:before="160" w:after="80"/>
+      <w:spacing w:before="240" w:after="120"/>
       <w:jc w:val="left"/>
       <w:outlineLvl w:val="2"/>
     </w:pPr>
